--- a/docs/강의내용2일차.docx
+++ b/docs/강의내용2일차.docx
@@ -29,7 +29,6 @@
       <w:r>
         <w:t xml:space="preserve"> + - </w:t>
       </w:r>
-      <w:proofErr w:type="gramStart"/>
       <w:r>
         <w:rPr>
           <w:rFonts w:hint="eastAsia"/>
@@ -37,11 +36,7 @@
         <w:t>X</w:t>
       </w:r>
       <w:r>
-        <w:t xml:space="preserve"> /</w:t>
-      </w:r>
-      <w:proofErr w:type="gramEnd"/>
-      <w:r>
-        <w:t xml:space="preserve"> </w:t>
+        <w:t xml:space="preserve"> / </w:t>
       </w:r>
       <w:r>
         <w:rPr>
@@ -55,16 +50,8 @@
         <w:rPr>
           <w:rFonts w:hint="eastAsia"/>
         </w:rPr>
-        <w:t xml:space="preserve">코드 </w:t>
-      </w:r>
-      <w:proofErr w:type="spellStart"/>
-      <w:r>
-        <w:rPr>
-          <w:rFonts w:hint="eastAsia"/>
-        </w:rPr>
-        <w:t>스멜</w:t>
-      </w:r>
-      <w:proofErr w:type="spellEnd"/>
+        <w:t>코드 스멜</w:t>
+      </w:r>
     </w:p>
     <w:p>
       <w:pPr>
@@ -296,29 +283,26 @@
         <w:autoSpaceDE/>
         <w:autoSpaceDN/>
         <w:ind w:leftChars="0"/>
+      </w:pPr>
+      <w:r>
         <w:rPr>
           <w:rFonts w:hint="eastAsia"/>
         </w:rPr>
-      </w:pPr>
+        <w:t>데이터,</w:t>
+      </w:r>
+      <w:r>
+        <w:t xml:space="preserve"> </w:t>
+      </w:r>
       <w:r>
         <w:rPr>
           <w:rFonts w:hint="eastAsia"/>
         </w:rPr>
-        <w:t>데이터,</w:t>
-      </w:r>
-      <w:r>
-        <w:t xml:space="preserve"> </w:t>
+        <w:t>지식</w:t>
       </w:r>
       <w:r>
         <w:rPr>
           <w:rFonts w:hint="eastAsia"/>
         </w:rPr>
-        <w:t>지식</w:t>
-      </w:r>
-      <w:r>
-        <w:rPr>
-          <w:rFonts w:hint="eastAsia"/>
-        </w:rPr>
         <w:t>을 활용</w:t>
       </w:r>
     </w:p>
@@ -336,9 +320,6 @@
         <w:wordWrap/>
         <w:autoSpaceDE/>
         <w:autoSpaceDN/>
-        <w:rPr>
-          <w:rFonts w:hint="eastAsia"/>
-        </w:rPr>
       </w:pPr>
     </w:p>
     <w:p>
@@ -355,7 +336,6 @@
           <w:szCs w:val="20"/>
         </w:rPr>
       </w:pPr>
-      <w:proofErr w:type="spellStart"/>
       <w:r>
         <w:rPr>
           <w:rFonts w:ascii="Segoe UI" w:eastAsia="굴림" w:hAnsi="Segoe UI" w:cs="Segoe UI"/>
@@ -364,7 +344,6 @@
         </w:rPr>
         <w:t>리팩터링</w:t>
       </w:r>
-      <w:proofErr w:type="spellEnd"/>
       <w:r>
         <w:rPr>
           <w:rFonts w:ascii="Segoe UI" w:eastAsia="굴림" w:hAnsi="Segoe UI" w:cs="Segoe UI"/>
@@ -870,25 +849,7 @@
                 <w:kern w:val="0"/>
                 <w:sz w:val="22"/>
               </w:rPr>
-              <w:t>/</w:t>
-            </w:r>
-            <w:proofErr w:type="gramStart"/>
-            <w:r>
-              <w:rPr>
-                <w:rFonts w:ascii="Consolas" w:eastAsia="굴림체" w:hAnsi="Consolas" w:cs="굴림체"/>
-                <w:kern w:val="0"/>
-                <w:sz w:val="22"/>
-              </w:rPr>
-              <w:t>refactor</w:t>
-            </w:r>
-            <w:proofErr w:type="gramEnd"/>
-            <w:r>
-              <w:rPr>
-                <w:rFonts w:ascii="Consolas" w:eastAsia="굴림체" w:hAnsi="Consolas" w:cs="굴림체"/>
-                <w:kern w:val="0"/>
-                <w:sz w:val="22"/>
-              </w:rPr>
-              <w:t>-smell</w:t>
+              <w:t>/refactor-smell</w:t>
             </w:r>
           </w:p>
         </w:tc>
@@ -960,7 +921,6 @@
                 <w:szCs w:val="24"/>
               </w:rPr>
             </w:pPr>
-            <w:proofErr w:type="spellStart"/>
             <w:r>
               <w:rPr>
                 <w:rFonts w:ascii="굴림" w:eastAsia="굴림" w:hAnsi="굴림" w:cs="굴림"/>
@@ -968,17 +928,7 @@
                 <w:sz w:val="24"/>
                 <w:szCs w:val="24"/>
               </w:rPr>
-              <w:t>스멜</w:t>
-            </w:r>
-            <w:proofErr w:type="spellEnd"/>
-            <w:r>
-              <w:rPr>
-                <w:rFonts w:ascii="굴림" w:eastAsia="굴림" w:hAnsi="굴림" w:cs="굴림"/>
-                <w:kern w:val="0"/>
-                <w:sz w:val="24"/>
-                <w:szCs w:val="24"/>
-              </w:rPr>
-              <w:t xml:space="preserve"> 탐지·표 작성 (코드 수정 없음)</w:t>
+              <w:t>스멜 탐지·표 작성 (코드 수정 없음)</w:t>
             </w:r>
           </w:p>
         </w:tc>
@@ -1019,25 +969,7 @@
                 <w:kern w:val="0"/>
                 <w:sz w:val="22"/>
               </w:rPr>
-              <w:t>/</w:t>
-            </w:r>
-            <w:proofErr w:type="gramStart"/>
-            <w:r>
-              <w:rPr>
-                <w:rFonts w:ascii="Consolas" w:eastAsia="굴림체" w:hAnsi="Consolas" w:cs="굴림체"/>
-                <w:kern w:val="0"/>
-                <w:sz w:val="22"/>
-              </w:rPr>
-              <w:t>refactor</w:t>
-            </w:r>
-            <w:proofErr w:type="gramEnd"/>
-            <w:r>
-              <w:rPr>
-                <w:rFonts w:ascii="Consolas" w:eastAsia="굴림체" w:hAnsi="Consolas" w:cs="굴림체"/>
-                <w:kern w:val="0"/>
-                <w:sz w:val="22"/>
-              </w:rPr>
-              <w:t>-safe</w:t>
+              <w:t>/refactor-safe</w:t>
             </w:r>
           </w:p>
         </w:tc>
@@ -1113,7 +1045,6 @@
                 <w:szCs w:val="24"/>
               </w:rPr>
             </w:pPr>
-            <w:proofErr w:type="spellStart"/>
             <w:r>
               <w:rPr>
                 <w:rFonts w:ascii="굴림" w:eastAsia="굴림" w:hAnsi="굴림" w:cs="굴림"/>
@@ -1121,17 +1052,7 @@
                 <w:sz w:val="24"/>
                 <w:szCs w:val="24"/>
               </w:rPr>
-              <w:t>스멜</w:t>
-            </w:r>
-            <w:proofErr w:type="spellEnd"/>
-            <w:r>
-              <w:rPr>
-                <w:rFonts w:ascii="굴림" w:eastAsia="굴림" w:hAnsi="굴림" w:cs="굴림"/>
-                <w:kern w:val="0"/>
-                <w:sz w:val="24"/>
-                <w:szCs w:val="24"/>
-              </w:rPr>
-              <w:t> </w:t>
+              <w:t>스멜 </w:t>
             </w:r>
             <w:r>
               <w:rPr>
@@ -1151,27 +1072,7 @@
                 <w:sz w:val="24"/>
                 <w:szCs w:val="24"/>
               </w:rPr>
-              <w:t xml:space="preserve">만 </w:t>
-            </w:r>
-            <w:proofErr w:type="spellStart"/>
-            <w:r>
-              <w:rPr>
-                <w:rFonts w:ascii="굴림" w:eastAsia="굴림" w:hAnsi="굴림" w:cs="굴림"/>
-                <w:kern w:val="0"/>
-                <w:sz w:val="24"/>
-                <w:szCs w:val="24"/>
-              </w:rPr>
-              <w:t>리팩터</w:t>
-            </w:r>
-            <w:proofErr w:type="spellEnd"/>
-            <w:r>
-              <w:rPr>
-                <w:rFonts w:ascii="굴림" w:eastAsia="굴림" w:hAnsi="굴림" w:cs="굴림"/>
-                <w:kern w:val="0"/>
-                <w:sz w:val="24"/>
-                <w:szCs w:val="24"/>
-              </w:rPr>
-              <w:t xml:space="preserve"> (Change Budget 내)</w:t>
+              <w:t>만 리팩터 (Change Budget 내)</w:t>
             </w:r>
           </w:p>
         </w:tc>
@@ -1321,7 +1222,6 @@
         </w:rPr>
         <w:t xml:space="preserve">/refactor-smell         # Ask — </w:t>
       </w:r>
-      <w:proofErr w:type="spellStart"/>
       <w:r>
         <w:rPr>
           <w:rFonts w:ascii="Consolas" w:eastAsia="굴림" w:hAnsi="Consolas" w:cs="Segoe UI"/>
@@ -1331,7 +1231,6 @@
         </w:rPr>
         <w:t>스멜</w:t>
       </w:r>
-      <w:proofErr w:type="spellEnd"/>
       <w:r>
         <w:rPr>
           <w:rFonts w:ascii="Consolas" w:eastAsia="굴림" w:hAnsi="Consolas" w:cs="Segoe UI"/>
@@ -1376,7 +1275,6 @@
         </w:rPr>
         <w:t xml:space="preserve">/refactor-safe          # Agent — </w:t>
       </w:r>
-      <w:proofErr w:type="spellStart"/>
       <w:r>
         <w:rPr>
           <w:rFonts w:ascii="Consolas" w:eastAsia="굴림" w:hAnsi="Consolas" w:cs="Segoe UI"/>
@@ -1386,7 +1284,6 @@
         </w:rPr>
         <w:t>스멜</w:t>
       </w:r>
-      <w:proofErr w:type="spellEnd"/>
       <w:r>
         <w:rPr>
           <w:rFonts w:ascii="Consolas" w:eastAsia="굴림" w:hAnsi="Consolas" w:cs="Segoe UI"/>
@@ -1520,7 +1417,6 @@
         </w:rPr>
         <w:br/>
       </w:r>
-      <w:proofErr w:type="spellStart"/>
       <w:r>
         <w:rPr>
           <w:rFonts w:ascii="Segoe UI" w:eastAsia="굴림" w:hAnsi="Segoe UI" w:cs="Segoe UI"/>
@@ -1531,7 +1427,6 @@
         </w:rPr>
         <w:t>브랜치</w:t>
       </w:r>
-      <w:proofErr w:type="spellEnd"/>
       <w:r>
         <w:rPr>
           <w:rFonts w:ascii="Segoe UI" w:eastAsia="굴림" w:hAnsi="Segoe UI" w:cs="Segoe UI"/>
@@ -1791,7 +1686,6 @@
         </w:rPr>
         <w:t>, </w:t>
       </w:r>
-      <w:proofErr w:type="spellStart"/>
       <w:r>
         <w:rPr>
           <w:rFonts w:ascii="Consolas" w:eastAsia="굴림체" w:hAnsi="Consolas" w:cs="굴림체"/>
@@ -1801,7 +1695,6 @@
         </w:rPr>
         <w:t>find_blank_coords</w:t>
       </w:r>
-      <w:proofErr w:type="spellEnd"/>
       <w:r>
         <w:rPr>
           <w:rFonts w:ascii="Segoe UI" w:eastAsia="굴림" w:hAnsi="Segoe UI" w:cs="Segoe UI"/>
@@ -1884,7 +1777,6 @@
         </w:rPr>
         <w:t xml:space="preserve"> </w:t>
       </w:r>
-      <w:proofErr w:type="spellStart"/>
       <w:r>
         <w:rPr>
           <w:rFonts w:ascii="Segoe UI" w:eastAsia="굴림" w:hAnsi="Segoe UI" w:cs="Segoe UI"/>
@@ -1893,7 +1785,6 @@
         </w:rPr>
         <w:t>리팩터하려면</w:t>
       </w:r>
-      <w:proofErr w:type="spellEnd"/>
       <w:r>
         <w:rPr>
           <w:rFonts w:ascii="Segoe UI" w:eastAsia="굴림" w:hAnsi="Segoe UI" w:cs="Segoe UI"/>
@@ -2066,27 +1957,7 @@
           <w:sz w:val="18"/>
           <w:szCs w:val="18"/>
         </w:rPr>
-        <w:t>/</w:t>
-      </w:r>
-      <w:proofErr w:type="gramStart"/>
-      <w:r>
-        <w:rPr>
-          <w:rFonts w:ascii="Consolas" w:eastAsia="굴림" w:hAnsi="Consolas" w:cs="Segoe UI"/>
-          <w:kern w:val="0"/>
-          <w:sz w:val="18"/>
-          <w:szCs w:val="18"/>
-        </w:rPr>
-        <w:t>refactor</w:t>
-      </w:r>
-      <w:proofErr w:type="gramEnd"/>
-      <w:r>
-        <w:rPr>
-          <w:rFonts w:ascii="Consolas" w:eastAsia="굴림" w:hAnsi="Consolas" w:cs="Segoe UI"/>
-          <w:kern w:val="0"/>
-          <w:sz w:val="18"/>
-          <w:szCs w:val="18"/>
-        </w:rPr>
-        <w:t>-smell</w:t>
+        <w:t>/refactor-smell</w:t>
       </w:r>
     </w:p>
     <w:p>
@@ -2174,27 +2045,7 @@
           <w:sz w:val="18"/>
           <w:szCs w:val="18"/>
         </w:rPr>
-        <w:t xml:space="preserve">: python -m </w:t>
-      </w:r>
-      <w:proofErr w:type="spellStart"/>
-      <w:r>
-        <w:rPr>
-          <w:rFonts w:ascii="Consolas" w:eastAsia="굴림" w:hAnsi="Consolas" w:cs="Segoe UI"/>
-          <w:kern w:val="0"/>
-          <w:sz w:val="18"/>
-          <w:szCs w:val="18"/>
-        </w:rPr>
-        <w:t>pytest</w:t>
-      </w:r>
-      <w:proofErr w:type="spellEnd"/>
-      <w:r>
-        <w:rPr>
-          <w:rFonts w:ascii="Consolas" w:eastAsia="굴림" w:hAnsi="Consolas" w:cs="Segoe UI"/>
-          <w:kern w:val="0"/>
-          <w:sz w:val="18"/>
-          <w:szCs w:val="18"/>
-        </w:rPr>
-        <w:t xml:space="preserve"> tests/entity/test_d_loc_01.py -v → PASS</w:t>
+        <w:t>: python -m pytest tests/entity/test_d_loc_01.py -v → PASS</w:t>
       </w:r>
     </w:p>
     <w:p>
@@ -2213,7 +2064,6 @@
           <w:szCs w:val="18"/>
         </w:rPr>
       </w:pPr>
-      <w:proofErr w:type="spellStart"/>
       <w:r>
         <w:rPr>
           <w:rFonts w:ascii="Consolas" w:eastAsia="굴림" w:hAnsi="Consolas" w:cs="Segoe UI"/>
@@ -2223,7 +2073,6 @@
         </w:rPr>
         <w:t>스멜</w:t>
       </w:r>
-      <w:proofErr w:type="spellEnd"/>
       <w:r>
         <w:rPr>
           <w:rFonts w:ascii="Consolas" w:eastAsia="굴림" w:hAnsi="Consolas" w:cs="Segoe UI"/>
@@ -2267,38 +2116,7 @@
           <w:sz w:val="18"/>
           <w:szCs w:val="18"/>
         </w:rPr>
-        <w:t xml:space="preserve">. </w:t>
-      </w:r>
-      <w:proofErr w:type="spellStart"/>
-      <w:proofErr w:type="gramStart"/>
-      <w:r>
-        <w:rPr>
-          <w:rFonts w:ascii="Consolas" w:eastAsia="굴림" w:hAnsi="Consolas" w:cs="Segoe UI"/>
-          <w:kern w:val="0"/>
-          <w:sz w:val="18"/>
-          <w:szCs w:val="18"/>
-        </w:rPr>
-        <w:t>src</w:t>
-      </w:r>
-      <w:proofErr w:type="spellEnd"/>
-      <w:r>
-        <w:rPr>
-          <w:rFonts w:ascii="Consolas" w:eastAsia="굴림" w:hAnsi="Consolas" w:cs="Segoe UI"/>
-          <w:kern w:val="0"/>
-          <w:sz w:val="18"/>
-          <w:szCs w:val="18"/>
-        </w:rPr>
-        <w:t>/ tests</w:t>
-      </w:r>
-      <w:proofErr w:type="gramEnd"/>
-      <w:r>
-        <w:rPr>
-          <w:rFonts w:ascii="Consolas" w:eastAsia="굴림" w:hAnsi="Consolas" w:cs="Segoe UI"/>
-          <w:kern w:val="0"/>
-          <w:sz w:val="18"/>
-          <w:szCs w:val="18"/>
-        </w:rPr>
-        <w:t xml:space="preserve">/ </w:t>
+        <w:t xml:space="preserve">. src/ tests/ </w:t>
       </w:r>
       <w:r>
         <w:rPr>
@@ -2436,27 +2254,7 @@
           <w:sz w:val="18"/>
           <w:szCs w:val="18"/>
         </w:rPr>
-        <w:t>/</w:t>
-      </w:r>
-      <w:proofErr w:type="gramStart"/>
-      <w:r>
-        <w:rPr>
-          <w:rFonts w:ascii="Consolas" w:eastAsia="굴림" w:hAnsi="Consolas" w:cs="Segoe UI"/>
-          <w:kern w:val="0"/>
-          <w:sz w:val="18"/>
-          <w:szCs w:val="18"/>
-        </w:rPr>
-        <w:t>refactor</w:t>
-      </w:r>
-      <w:proofErr w:type="gramEnd"/>
-      <w:r>
-        <w:rPr>
-          <w:rFonts w:ascii="Consolas" w:eastAsia="굴림" w:hAnsi="Consolas" w:cs="Segoe UI"/>
-          <w:kern w:val="0"/>
-          <w:sz w:val="18"/>
-          <w:szCs w:val="18"/>
-        </w:rPr>
-        <w:t>-safe</w:t>
+        <w:t>/refactor-safe</w:t>
       </w:r>
     </w:p>
     <w:p>
@@ -2519,7 +2317,6 @@
         </w:rPr>
         <w:t>: find_blank_coords.py — [</w:t>
       </w:r>
-      <w:proofErr w:type="spellStart"/>
       <w:r>
         <w:rPr>
           <w:rFonts w:ascii="Consolas" w:eastAsia="굴림" w:hAnsi="Consolas" w:cs="Segoe UI"/>
@@ -2529,7 +2326,6 @@
         </w:rPr>
         <w:t>스멜</w:t>
       </w:r>
-      <w:proofErr w:type="spellEnd"/>
       <w:r>
         <w:rPr>
           <w:rFonts w:ascii="Consolas" w:eastAsia="굴림" w:hAnsi="Consolas" w:cs="Segoe UI"/>
@@ -2724,27 +2520,7 @@
           <w:sz w:val="18"/>
           <w:szCs w:val="18"/>
         </w:rPr>
-        <w:t xml:space="preserve">. </w:t>
-      </w:r>
-      <w:proofErr w:type="spellStart"/>
-      <w:r>
-        <w:rPr>
-          <w:rFonts w:ascii="Consolas" w:eastAsia="굴림" w:hAnsi="Consolas" w:cs="Segoe UI"/>
-          <w:kern w:val="0"/>
-          <w:sz w:val="18"/>
-          <w:szCs w:val="18"/>
-        </w:rPr>
-        <w:t>pytest</w:t>
-      </w:r>
-      <w:proofErr w:type="spellEnd"/>
-      <w:r>
-        <w:rPr>
-          <w:rFonts w:ascii="Consolas" w:eastAsia="굴림" w:hAnsi="Consolas" w:cs="Segoe UI"/>
-          <w:kern w:val="0"/>
-          <w:sz w:val="18"/>
-          <w:szCs w:val="18"/>
-        </w:rPr>
-        <w:t xml:space="preserve"> entity </w:t>
+        <w:t xml:space="preserve">. pytest entity </w:t>
       </w:r>
       <w:r>
         <w:rPr>
@@ -2892,7 +2668,6 @@
         </w:rPr>
         <w:t xml:space="preserve"> </w:t>
       </w:r>
-      <w:proofErr w:type="spellStart"/>
       <w:r>
         <w:rPr>
           <w:rFonts w:ascii="Consolas" w:eastAsia="굴림" w:hAnsi="Consolas" w:cs="Segoe UI"/>
@@ -2903,7 +2678,6 @@
         </w:rPr>
         <w:t>pytest</w:t>
       </w:r>
-      <w:proofErr w:type="spellEnd"/>
       <w:r>
         <w:rPr>
           <w:rFonts w:ascii="Consolas" w:eastAsia="굴림" w:hAnsi="Consolas" w:cs="Segoe UI"/>
@@ -3129,7 +2903,6 @@
           <w:szCs w:val="20"/>
         </w:rPr>
       </w:pPr>
-      <w:proofErr w:type="gramStart"/>
       <w:r>
         <w:rPr>
           <w:rFonts w:ascii="Consolas" w:eastAsia="굴림체" w:hAnsi="Consolas" w:cs="굴림체"/>
@@ -3137,17 +2910,7 @@
           <w:sz w:val="18"/>
           <w:szCs w:val="18"/>
         </w:rPr>
-        <w:t>.cursor</w:t>
-      </w:r>
-      <w:proofErr w:type="gramEnd"/>
-      <w:r>
-        <w:rPr>
-          <w:rFonts w:ascii="Consolas" w:eastAsia="굴림체" w:hAnsi="Consolas" w:cs="굴림체"/>
-          <w:kern w:val="0"/>
-          <w:sz w:val="18"/>
-          <w:szCs w:val="18"/>
-        </w:rPr>
-        <w:t>/commands/</w:t>
+        <w:t>.cursor/commands/</w:t>
       </w:r>
       <w:r>
         <w:rPr>
@@ -3343,7 +3106,6 @@
         </w:rPr>
         <w:t xml:space="preserve"> </w:t>
       </w:r>
-      <w:proofErr w:type="gramStart"/>
       <w:r>
         <w:rPr>
           <w:rFonts w:ascii="Segoe UI" w:eastAsia="굴림" w:hAnsi="Segoe UI" w:cs="Segoe UI"/>
@@ -3367,9 +3129,16 @@
           <w:sz w:val="18"/>
           <w:szCs w:val="18"/>
         </w:rPr>
-        <w:t>.</w:t>
-      </w:r>
-      <w:proofErr w:type="gramEnd"/>
+        <w:t>.cursor/commands/refactor-smell.md</w:t>
+      </w:r>
+      <w:r>
+        <w:rPr>
+          <w:rFonts w:ascii="Segoe UI" w:eastAsia="굴림" w:hAnsi="Segoe UI" w:cs="Segoe UI"/>
+          <w:kern w:val="0"/>
+          <w:szCs w:val="20"/>
+        </w:rPr>
+        <w:t>, </w:t>
+      </w:r>
       <w:r>
         <w:rPr>
           <w:rFonts w:ascii="Consolas" w:eastAsia="굴림체" w:hAnsi="Consolas" w:cs="굴림체"/>
@@ -3377,23 +3146,6 @@
           <w:sz w:val="18"/>
           <w:szCs w:val="18"/>
         </w:rPr>
-        <w:t>cursor/commands/refactor-smell.md</w:t>
-      </w:r>
-      <w:r>
-        <w:rPr>
-          <w:rFonts w:ascii="Segoe UI" w:eastAsia="굴림" w:hAnsi="Segoe UI" w:cs="Segoe UI"/>
-          <w:kern w:val="0"/>
-          <w:szCs w:val="20"/>
-        </w:rPr>
-        <w:t>, </w:t>
-      </w:r>
-      <w:r>
-        <w:rPr>
-          <w:rFonts w:ascii="Consolas" w:eastAsia="굴림체" w:hAnsi="Consolas" w:cs="굴림체"/>
-          <w:kern w:val="0"/>
-          <w:sz w:val="18"/>
-          <w:szCs w:val="18"/>
-        </w:rPr>
         <w:t>refactor-safe.md</w:t>
       </w:r>
       <w:r>
@@ -3476,7 +3228,6 @@
         </w:rPr>
         <w:t xml:space="preserve"> </w:t>
       </w:r>
-      <w:proofErr w:type="spellStart"/>
       <w:r>
         <w:rPr>
           <w:rFonts w:ascii="Segoe UI" w:eastAsia="굴림" w:hAnsi="Segoe UI" w:cs="Segoe UI"/>
@@ -3485,7 +3236,6 @@
         </w:rPr>
         <w:t>붙여넣으면</w:t>
       </w:r>
-      <w:proofErr w:type="spellEnd"/>
       <w:r>
         <w:rPr>
           <w:rFonts w:ascii="Segoe UI" w:eastAsia="굴림" w:hAnsi="Segoe UI" w:cs="Segoe UI"/>
@@ -3603,7 +3353,6 @@
         </w:rPr>
         <w:t xml:space="preserve"> </w:t>
       </w:r>
-      <w:proofErr w:type="spellStart"/>
       <w:r>
         <w:rPr>
           <w:rFonts w:ascii="Segoe UI" w:eastAsia="굴림" w:hAnsi="Segoe UI" w:cs="Segoe UI"/>
@@ -3612,7 +3361,6 @@
         </w:rPr>
         <w:t>스멜이</w:t>
       </w:r>
-      <w:proofErr w:type="spellEnd"/>
       <w:r>
         <w:rPr>
           <w:rFonts w:ascii="Segoe UI" w:eastAsia="굴림" w:hAnsi="Segoe UI" w:cs="Segoe UI"/>
@@ -3685,7 +3433,6 @@
         </w:rPr>
         <w:t xml:space="preserve">. </w:t>
       </w:r>
-      <w:proofErr w:type="spellStart"/>
       <w:r>
         <w:rPr>
           <w:rFonts w:ascii="Segoe UI" w:eastAsia="굴림" w:hAnsi="Segoe UI" w:cs="Segoe UI"/>
@@ -3694,7 +3441,6 @@
         </w:rPr>
         <w:t>리팩터</w:t>
       </w:r>
-      <w:proofErr w:type="spellEnd"/>
       <w:r>
         <w:rPr>
           <w:rFonts w:ascii="Segoe UI" w:eastAsia="굴림" w:hAnsi="Segoe UI" w:cs="Segoe UI"/>
@@ -3760,7 +3506,6 @@
         </w:rPr>
         <w:t xml:space="preserve"> “</w:t>
       </w:r>
-      <w:proofErr w:type="spellStart"/>
       <w:r>
         <w:rPr>
           <w:rFonts w:ascii="Segoe UI" w:eastAsia="굴림" w:hAnsi="Segoe UI" w:cs="Segoe UI"/>
@@ -3769,7 +3514,6 @@
         </w:rPr>
         <w:t>리팩터할</w:t>
       </w:r>
-      <w:proofErr w:type="spellEnd"/>
       <w:r>
         <w:rPr>
           <w:rFonts w:ascii="Segoe UI" w:eastAsia="굴림" w:hAnsi="Segoe UI" w:cs="Segoe UI"/>
@@ -3794,7 +3538,6 @@
         </w:rPr>
         <w:t>”</w:t>
       </w:r>
-      <w:proofErr w:type="spellStart"/>
       <w:r>
         <w:rPr>
           <w:rFonts w:ascii="Segoe UI" w:eastAsia="굴림" w:hAnsi="Segoe UI" w:cs="Segoe UI"/>
@@ -3803,7 +3546,6 @@
         </w:rPr>
         <w:t>부터</w:t>
       </w:r>
-      <w:proofErr w:type="spellEnd"/>
       <w:r>
         <w:rPr>
           <w:rFonts w:ascii="Segoe UI" w:eastAsia="굴림" w:hAnsi="Segoe UI" w:cs="Segoe UI"/>
@@ -3923,7 +3665,6 @@
         </w:rPr>
         <w:t> </w:t>
       </w:r>
-      <w:proofErr w:type="spellStart"/>
       <w:r>
         <w:rPr>
           <w:rFonts w:ascii="Consolas" w:eastAsia="굴림체" w:hAnsi="Consolas" w:cs="굴림체"/>
@@ -3933,7 +3674,6 @@
         </w:rPr>
         <w:t>find_blank_coords</w:t>
       </w:r>
-      <w:proofErr w:type="spellEnd"/>
       <w:r>
         <w:rPr>
           <w:rFonts w:ascii="Segoe UI" w:eastAsia="굴림" w:hAnsi="Segoe UI" w:cs="Segoe UI"/>
@@ -3983,7 +3723,6 @@
         </w:rPr>
         <w:t> </w:t>
       </w:r>
-      <w:proofErr w:type="spellStart"/>
       <w:r>
         <w:rPr>
           <w:rFonts w:ascii="Segoe UI" w:eastAsia="굴림" w:hAnsi="Segoe UI" w:cs="Segoe UI"/>
@@ -3992,7 +3731,6 @@
         </w:rPr>
         <w:t>스멜</w:t>
       </w:r>
-      <w:proofErr w:type="spellEnd"/>
       <w:r>
         <w:rPr>
           <w:rFonts w:ascii="Segoe UI" w:eastAsia="굴림" w:hAnsi="Segoe UI" w:cs="Segoe UI"/>
@@ -4139,19 +3877,25 @@
         <w:rPr>
           <w:rFonts w:hint="eastAsia"/>
         </w:rPr>
-        <w:t>/</w:t>
-      </w:r>
-      <w:proofErr w:type="gramStart"/>
+        <w:t>/e</w:t>
+      </w:r>
+      <w:r>
+        <w:t>xport</w:t>
+      </w:r>
+    </w:p>
+    <w:p>
+      <w:pPr>
+        <w:widowControl/>
+        <w:wordWrap/>
+        <w:autoSpaceDE/>
+        <w:autoSpaceDN/>
+      </w:pPr>
       <w:r>
         <w:rPr>
           <w:rFonts w:hint="eastAsia"/>
         </w:rPr>
-        <w:t>e</w:t>
-      </w:r>
-      <w:r>
-        <w:t>xport</w:t>
-      </w:r>
-      <w:proofErr w:type="gramEnd"/>
+        <w:t>만들어진 코드 리뷰 필요</w:t>
+      </w:r>
     </w:p>
     <w:p>
       <w:pPr>
@@ -4164,78 +3908,56 @@
         <w:rPr>
           <w:rFonts w:hint="eastAsia"/>
         </w:rPr>
-        <w:t>만들어진 코드 리뷰 필요</w:t>
-      </w:r>
-    </w:p>
-    <w:p>
-      <w:pPr>
-        <w:widowControl/>
-        <w:wordWrap/>
-        <w:autoSpaceDE/>
-        <w:autoSpaceDN/>
-      </w:pPr>
+        <w:t xml:space="preserve">목표 아키텍처에 </w:t>
+      </w:r>
+      <w:r>
+        <w:t xml:space="preserve">Dual </w:t>
+      </w:r>
       <w:r>
         <w:rPr>
           <w:rFonts w:hint="eastAsia"/>
         </w:rPr>
-        <w:t xml:space="preserve">목표 아키텍처에 </w:t>
-      </w:r>
-      <w:r>
-        <w:t xml:space="preserve">Dual </w:t>
+        <w:t>방식으로</w:t>
+      </w:r>
+    </w:p>
+    <w:p>
+      <w:pPr>
+        <w:widowControl/>
+        <w:wordWrap/>
+        <w:autoSpaceDE/>
+        <w:autoSpaceDN/>
+      </w:pPr>
+      <w:r>
+        <w:t xml:space="preserve">Command </w:t>
       </w:r>
       <w:r>
         <w:rPr>
           <w:rFonts w:hint="eastAsia"/>
         </w:rPr>
-        <w:t>방식으로</w:t>
-      </w:r>
-    </w:p>
-    <w:p>
-      <w:pPr>
-        <w:widowControl/>
-        <w:wordWrap/>
-        <w:autoSpaceDE/>
-        <w:autoSpaceDN/>
-      </w:pPr>
-      <w:r>
-        <w:t xml:space="preserve">Command </w:t>
+        <w:t>만들어져 있는데 필요 시 e</w:t>
+      </w:r>
+      <w:r>
+        <w:t>dit</w:t>
       </w:r>
       <w:r>
         <w:rPr>
           <w:rFonts w:hint="eastAsia"/>
         </w:rPr>
-        <w:t>만들어져 있는데 필요 시 e</w:t>
-      </w:r>
-      <w:r>
-        <w:t>dit</w:t>
-      </w:r>
+        <w:t>으로 수정해서 사용</w:t>
+      </w:r>
+    </w:p>
+    <w:p>
+      <w:pPr>
+        <w:widowControl/>
+        <w:wordWrap/>
+        <w:autoSpaceDE/>
+        <w:autoSpaceDN/>
+      </w:pPr>
       <w:r>
         <w:rPr>
           <w:rFonts w:hint="eastAsia"/>
         </w:rPr>
-        <w:t>으로 수정해서 사용</w:t>
-      </w:r>
-    </w:p>
-    <w:p>
-      <w:pPr>
-        <w:widowControl/>
-        <w:wordWrap/>
-        <w:autoSpaceDE/>
-        <w:autoSpaceDN/>
-      </w:pPr>
-      <w:proofErr w:type="spellStart"/>
-      <w:r>
-        <w:rPr>
-          <w:rFonts w:hint="eastAsia"/>
-        </w:rPr>
-        <w:t>브랜치</w:t>
-      </w:r>
-      <w:proofErr w:type="spellEnd"/>
-      <w:r>
-        <w:rPr>
-          <w:rFonts w:hint="eastAsia"/>
-        </w:rPr>
-        <w:t>:</w:t>
+        <w:t>브랜치:</w:t>
       </w:r>
       <w:r>
         <w:t xml:space="preserve"> main -&gt; spec -&gt; red -&gt; green -&gt; refactor</w:t>
@@ -4259,67 +3981,59 @@
         <w:autoSpaceDE/>
         <w:autoSpaceDN/>
         <w:ind w:leftChars="0"/>
+      </w:pPr>
+      <w:r>
         <w:rPr>
           <w:rFonts w:hint="eastAsia"/>
         </w:rPr>
-      </w:pPr>
+        <w:t>M</w:t>
+      </w:r>
+      <w:r>
+        <w:t>erge</w:t>
+      </w:r>
       <w:r>
         <w:rPr>
           <w:rFonts w:hint="eastAsia"/>
         </w:rPr>
-        <w:t>M</w:t>
-      </w:r>
-      <w:r>
-        <w:t>erge</w:t>
+        <w:t>는 하지 않는다</w:t>
+      </w:r>
+      <w:r>
+        <w:t xml:space="preserve">: </w:t>
       </w:r>
       <w:r>
         <w:rPr>
           <w:rFonts w:hint="eastAsia"/>
         </w:rPr>
-        <w:t>는 하지 않는다</w:t>
-      </w:r>
-      <w:r>
-        <w:t xml:space="preserve">: </w:t>
-      </w:r>
+        <w:t xml:space="preserve">그래야 </w:t>
+      </w:r>
+      <w:r>
+        <w:t>review</w:t>
+      </w:r>
+    </w:p>
+    <w:p>
+      <w:pPr>
+        <w:widowControl/>
+        <w:wordWrap/>
+        <w:autoSpaceDE/>
+        <w:autoSpaceDN/>
+      </w:pPr>
+    </w:p>
+    <w:p>
+      <w:pPr>
+        <w:widowControl/>
+        <w:wordWrap/>
+        <w:autoSpaceDE/>
+        <w:autoSpaceDN/>
+      </w:pPr>
       <w:r>
         <w:rPr>
           <w:rFonts w:hint="eastAsia"/>
         </w:rPr>
-        <w:t xml:space="preserve">그래야 </w:t>
-      </w:r>
-      <w:r>
-        <w:t>review</w:t>
-      </w:r>
-    </w:p>
-    <w:p>
-      <w:pPr>
-        <w:widowControl/>
-        <w:wordWrap/>
-        <w:autoSpaceDE/>
-        <w:autoSpaceDN/>
-      </w:pPr>
-    </w:p>
-    <w:p>
-      <w:pPr>
-        <w:widowControl/>
-        <w:wordWrap/>
-        <w:autoSpaceDE/>
-        <w:autoSpaceDN/>
-        <w:rPr>
-          <w:rFonts w:hint="eastAsia"/>
-        </w:rPr>
-      </w:pPr>
-      <w:r>
-        <w:rPr>
-          <w:rFonts w:hint="eastAsia"/>
-        </w:rPr>
         <w:t xml:space="preserve">디렉토리에서 </w:t>
       </w:r>
-      <w:proofErr w:type="spellStart"/>
       <w:r>
         <w:t>cmd</w:t>
       </w:r>
-      <w:proofErr w:type="spellEnd"/>
     </w:p>
     <w:p>
       <w:pPr>
@@ -4382,9 +4096,6 @@
         <w:wordWrap/>
         <w:autoSpaceDE/>
         <w:autoSpaceDN/>
-        <w:rPr>
-          <w:rFonts w:hint="eastAsia"/>
-        </w:rPr>
       </w:pPr>
     </w:p>
     <w:p>
@@ -4428,27 +4139,48 @@
           <w:sz w:val="24"/>
           <w:szCs w:val="24"/>
         </w:rPr>
-        <w:t xml:space="preserve">@src/entity/find_blank_coords.py Dual Trace TDD 기준으로 </w:t>
-      </w:r>
-      <w:proofErr w:type="spellStart"/>
-      <w:r>
+        <w:t>@src/entity/find_blank_coords.py Dual Trace TDD 기준으로 리팰토링 해줘</w:t>
+      </w:r>
+    </w:p>
+    <w:p>
+      <w:pPr>
+        <w:widowControl/>
+        <w:wordWrap/>
+        <w:autoSpaceDE/>
+        <w:autoSpaceDN/>
+        <w:spacing w:before="100" w:beforeAutospacing="1" w:after="100" w:afterAutospacing="1" w:line="240" w:lineRule="auto"/>
+        <w:jc w:val="left"/>
         <w:rPr>
           <w:rFonts w:ascii="굴림" w:eastAsia="굴림" w:hAnsi="굴림" w:cs="굴림"/>
           <w:kern w:val="0"/>
           <w:sz w:val="24"/>
           <w:szCs w:val="24"/>
         </w:rPr>
-        <w:t>리팰토링</w:t>
-      </w:r>
-      <w:proofErr w:type="spellEnd"/>
-      <w:r>
+      </w:pPr>
+    </w:p>
+    <w:p>
+      <w:pPr>
+        <w:widowControl/>
+        <w:wordWrap/>
+        <w:autoSpaceDE/>
+        <w:autoSpaceDN/>
+        <w:spacing w:before="100" w:beforeAutospacing="1" w:after="100" w:afterAutospacing="1" w:line="240" w:lineRule="auto"/>
+        <w:jc w:val="left"/>
         <w:rPr>
           <w:rFonts w:ascii="굴림" w:eastAsia="굴림" w:hAnsi="굴림" w:cs="굴림"/>
           <w:kern w:val="0"/>
           <w:sz w:val="24"/>
           <w:szCs w:val="24"/>
         </w:rPr>
-        <w:t xml:space="preserve"> 해줘</w:t>
+      </w:pPr>
+      <w:r>
+        <w:rPr>
+          <w:rFonts w:ascii="굴림" w:eastAsia="굴림" w:hAnsi="굴림" w:cs="굴림"/>
+          <w:kern w:val="0"/>
+          <w:sz w:val="24"/>
+          <w:szCs w:val="24"/>
+        </w:rPr>
+        <w:t>Track 분리</w:t>
       </w:r>
     </w:p>
     <w:p>
@@ -4466,6 +4198,33 @@
           <w:szCs w:val="24"/>
         </w:rPr>
       </w:pPr>
+      <w:r>
+        <w:rPr>
+          <w:rFonts w:ascii="굴림" w:eastAsia="굴림" w:hAnsi="굴림" w:cs="굴림"/>
+          <w:kern w:val="0"/>
+          <w:sz w:val="24"/>
+          <w:szCs w:val="24"/>
+        </w:rPr>
+        <w:t xml:space="preserve">- </w:t>
+      </w:r>
+      <w:r>
+        <w:rPr>
+          <w:rFonts w:ascii="굴림" w:eastAsia="굴림" w:hAnsi="굴림" w:cs="굴림" w:hint="eastAsia"/>
+          <w:kern w:val="0"/>
+          <w:sz w:val="24"/>
+          <w:szCs w:val="24"/>
+        </w:rPr>
+        <w:t>U</w:t>
+      </w:r>
+      <w:r>
+        <w:rPr>
+          <w:rFonts w:ascii="굴림" w:eastAsia="굴림" w:hAnsi="굴림" w:cs="굴림"/>
+          <w:kern w:val="0"/>
+          <w:sz w:val="24"/>
+          <w:szCs w:val="24"/>
+        </w:rPr>
+        <w:t>I Track</w:t>
+      </w:r>
     </w:p>
     <w:p>
       <w:pPr>
@@ -4484,12 +4243,21 @@
       </w:pPr>
       <w:r>
         <w:rPr>
-          <w:rFonts w:ascii="굴림" w:eastAsia="굴림" w:hAnsi="굴림" w:cs="굴림"/>
+          <w:rFonts w:ascii="굴림" w:eastAsia="굴림" w:hAnsi="굴림" w:cs="굴림" w:hint="eastAsia"/>
           <w:kern w:val="0"/>
           <w:sz w:val="24"/>
           <w:szCs w:val="24"/>
         </w:rPr>
-        <w:t>Track 분리</w:t>
+        <w:t>-</w:t>
+      </w:r>
+      <w:r>
+        <w:rPr>
+          <w:rFonts w:ascii="굴림" w:eastAsia="굴림" w:hAnsi="굴림" w:cs="굴림"/>
+          <w:kern w:val="0"/>
+          <w:sz w:val="24"/>
+          <w:szCs w:val="24"/>
+        </w:rPr>
+        <w:t xml:space="preserve"> Logic Track</w:t>
       </w:r>
     </w:p>
     <w:p>
@@ -4507,98 +4275,21 @@
           <w:szCs w:val="24"/>
         </w:rPr>
       </w:pPr>
-      <w:r>
+    </w:p>
+    <w:p>
+      <w:pPr>
+        <w:widowControl/>
+        <w:wordWrap/>
+        <w:autoSpaceDE/>
+        <w:autoSpaceDN/>
+        <w:spacing w:before="100" w:beforeAutospacing="1" w:after="100" w:afterAutospacing="1" w:line="240" w:lineRule="auto"/>
+        <w:jc w:val="left"/>
         <w:rPr>
           <w:rFonts w:ascii="굴림" w:eastAsia="굴림" w:hAnsi="굴림" w:cs="굴림"/>
           <w:kern w:val="0"/>
           <w:sz w:val="24"/>
           <w:szCs w:val="24"/>
         </w:rPr>
-        <w:t xml:space="preserve">- </w:t>
-      </w:r>
-      <w:r>
-        <w:rPr>
-          <w:rFonts w:ascii="굴림" w:eastAsia="굴림" w:hAnsi="굴림" w:cs="굴림" w:hint="eastAsia"/>
-          <w:kern w:val="0"/>
-          <w:sz w:val="24"/>
-          <w:szCs w:val="24"/>
-        </w:rPr>
-        <w:t>U</w:t>
-      </w:r>
-      <w:r>
-        <w:rPr>
-          <w:rFonts w:ascii="굴림" w:eastAsia="굴림" w:hAnsi="굴림" w:cs="굴림"/>
-          <w:kern w:val="0"/>
-          <w:sz w:val="24"/>
-          <w:szCs w:val="24"/>
-        </w:rPr>
-        <w:t>I Track</w:t>
-      </w:r>
-    </w:p>
-    <w:p>
-      <w:pPr>
-        <w:widowControl/>
-        <w:wordWrap/>
-        <w:autoSpaceDE/>
-        <w:autoSpaceDN/>
-        <w:spacing w:before="100" w:beforeAutospacing="1" w:after="100" w:afterAutospacing="1" w:line="240" w:lineRule="auto"/>
-        <w:jc w:val="left"/>
-        <w:rPr>
-          <w:rFonts w:ascii="굴림" w:eastAsia="굴림" w:hAnsi="굴림" w:cs="굴림"/>
-          <w:kern w:val="0"/>
-          <w:sz w:val="24"/>
-          <w:szCs w:val="24"/>
-        </w:rPr>
-      </w:pPr>
-      <w:r>
-        <w:rPr>
-          <w:rFonts w:ascii="굴림" w:eastAsia="굴림" w:hAnsi="굴림" w:cs="굴림" w:hint="eastAsia"/>
-          <w:kern w:val="0"/>
-          <w:sz w:val="24"/>
-          <w:szCs w:val="24"/>
-        </w:rPr>
-        <w:t>-</w:t>
-      </w:r>
-      <w:r>
-        <w:rPr>
-          <w:rFonts w:ascii="굴림" w:eastAsia="굴림" w:hAnsi="굴림" w:cs="굴림"/>
-          <w:kern w:val="0"/>
-          <w:sz w:val="24"/>
-          <w:szCs w:val="24"/>
-        </w:rPr>
-        <w:t xml:space="preserve"> Logic Track</w:t>
-      </w:r>
-    </w:p>
-    <w:p>
-      <w:pPr>
-        <w:widowControl/>
-        <w:wordWrap/>
-        <w:autoSpaceDE/>
-        <w:autoSpaceDN/>
-        <w:spacing w:before="100" w:beforeAutospacing="1" w:after="100" w:afterAutospacing="1" w:line="240" w:lineRule="auto"/>
-        <w:jc w:val="left"/>
-        <w:rPr>
-          <w:rFonts w:ascii="굴림" w:eastAsia="굴림" w:hAnsi="굴림" w:cs="굴림"/>
-          <w:kern w:val="0"/>
-          <w:sz w:val="24"/>
-          <w:szCs w:val="24"/>
-        </w:rPr>
-      </w:pPr>
-    </w:p>
-    <w:p>
-      <w:pPr>
-        <w:widowControl/>
-        <w:wordWrap/>
-        <w:autoSpaceDE/>
-        <w:autoSpaceDN/>
-        <w:spacing w:before="100" w:beforeAutospacing="1" w:after="100" w:afterAutospacing="1" w:line="240" w:lineRule="auto"/>
-        <w:jc w:val="left"/>
-        <w:rPr>
-          <w:rFonts w:ascii="굴림" w:eastAsia="굴림" w:hAnsi="굴림" w:cs="굴림" w:hint="eastAsia"/>
-          <w:kern w:val="0"/>
-          <w:sz w:val="24"/>
-          <w:szCs w:val="24"/>
-        </w:rPr>
       </w:pPr>
     </w:p>
     <w:p>
@@ -4652,10 +4343,94 @@
     </w:p>
     <w:p>
       <w:pPr>
+        <w:widowControl/>
+        <w:wordWrap/>
+        <w:autoSpaceDE/>
+        <w:autoSpaceDN/>
+      </w:pPr>
+      <w:r>
+        <w:br w:type="page"/>
+      </w:r>
+    </w:p>
+    <w:p>
+      <w:r>
         <w:rPr>
           <w:rFonts w:hint="eastAsia"/>
         </w:rPr>
-      </w:pPr>
+        <w:lastRenderedPageBreak/>
+        <w:t>강사님 말씀</w:t>
+      </w:r>
+    </w:p>
+    <w:p>
+      <w:r>
+        <w:t>Coding agent</w:t>
+      </w:r>
+      <w:r>
+        <w:rPr>
+          <w:rFonts w:hint="eastAsia"/>
+        </w:rPr>
+        <w:t>가 한일이 내가 한일이다(서로 한몸이다)</w:t>
+      </w:r>
+    </w:p>
+    <w:p>
+      <w:r>
+        <w:rPr>
+          <w:rFonts w:hint="eastAsia"/>
+        </w:rPr>
+        <w:t>C</w:t>
+      </w:r>
+      <w:r>
+        <w:t>ontext engineering</w:t>
+      </w:r>
+      <w:r>
+        <w:rPr>
+          <w:rFonts w:hint="eastAsia"/>
+        </w:rPr>
+        <w:t xml:space="preserve">과 </w:t>
+      </w:r>
+      <w:r>
+        <w:t>harness engineering</w:t>
+      </w:r>
+      <w:r>
+        <w:rPr>
+          <w:rFonts w:hint="eastAsia"/>
+        </w:rPr>
+        <w:t>과 C</w:t>
+      </w:r>
+      <w:r>
+        <w:t>2C</w:t>
+      </w:r>
+      <w:r>
+        <w:rPr>
+          <w:rFonts w:hint="eastAsia"/>
+        </w:rPr>
+        <w:t>의 차이가 어떻게 되나요?</w:t>
+      </w:r>
+      <w:r>
+        <w:t xml:space="preserve"> </w:t>
+      </w:r>
+    </w:p>
+    <w:p>
+      <w:pPr>
+        <w:rPr>
+          <w:rFonts w:hint="eastAsia"/>
+        </w:rPr>
+      </w:pPr>
+      <w:r>
+        <w:rPr>
+          <w:rFonts w:hint="eastAsia"/>
+        </w:rPr>
+        <w:t>A</w:t>
+      </w:r>
+      <w:r>
+        <w:t>I</w:t>
+      </w:r>
+      <w:r>
+        <w:rPr>
+          <w:rFonts w:hint="eastAsia"/>
+        </w:rPr>
+        <w:t>관련 추천책이나 추천 논문사이트는?</w:t>
+      </w:r>
     </w:p>
     <w:sectPr>
       <w:pgSz w:w="11906" w:h="16838"/>
